--- a/Assignments/Aiml Assignment4.docx
+++ b/Assignments/Aiml Assignment4.docx
@@ -21,7 +21,7 @@
           <w:sz w:val="36"/>
           <w:szCs w:val="32"/>
         </w:rPr>
-        <w:t>Assignment No</w:t>
+        <w:t>Assignment No 4</w:t>
       </w:r>
       <w:r>
         <w:rPr>
@@ -31,7 +31,6 @@
           <w:sz w:val="36"/>
           <w:szCs w:val="32"/>
         </w:rPr>
-        <w:t xml:space="preserve"> </w:t>
       </w:r>
       <w:r>
         <w:rPr>
@@ -41,7 +40,6 @@
           <w:sz w:val="36"/>
           <w:szCs w:val="32"/>
         </w:rPr>
-        <w:t>4</w:t>
       </w:r>
     </w:p>
     <w:p>
@@ -60,18 +58,15 @@
           <w:sz w:val="28"/>
           <w:szCs w:val="28"/>
         </w:rPr>
-        <w:t>Aim:</w:t>
-      </w:r>
-      <w:r>
-        <w:t xml:space="preserve"> </w:t>
-      </w:r>
+        <w:t>Aim: Apply Naive Bayes classification algorithm.</w:t>
+      </w:r>
+      <w:r/>
       <w:r>
         <w:rPr>
           <w:rFonts w:ascii="Times New Roman" w:hAnsi="Times New Roman" w:cs="Times New Roman"/>
           <w:sz w:val="24"/>
           <w:szCs w:val="24"/>
         </w:rPr>
-        <w:t>Apply Naïve Bayes classification algorithms.</w:t>
       </w:r>
     </w:p>
     <w:p>
@@ -126,7 +121,7 @@
           <w:sz w:val="28"/>
           <w:szCs w:val="24"/>
         </w:rPr>
-        <w:t xml:space="preserve">from </w:t>
+        <w:t>from sklearn.datasets import load_wine</w:t>
       </w:r>
       <w:proofErr w:type="spellStart"/>
       <w:proofErr w:type="gramStart"/>
@@ -136,7 +131,6 @@
           <w:sz w:val="28"/>
           <w:szCs w:val="24"/>
         </w:rPr>
-        <w:t>sklearn.datasets</w:t>
       </w:r>
       <w:proofErr w:type="spellEnd"/>
       <w:proofErr w:type="gramEnd"/>
@@ -146,34 +140,32 @@
           <w:sz w:val="28"/>
           <w:szCs w:val="24"/>
         </w:rPr>
-        <w:t xml:space="preserve"> import </w:t>
-      </w:r>
-      <w:proofErr w:type="spellStart"/>
-      <w:r>
-        <w:rPr>
-          <w:rFonts w:ascii="Times New Roman" w:hAnsi="Times New Roman" w:cs="Times New Roman"/>
-          <w:sz w:val="28"/>
-          <w:szCs w:val="24"/>
-        </w:rPr>
-        <w:t>load_wine</w:t>
-      </w:r>
-      <w:proofErr w:type="spellEnd"/>
-    </w:p>
-    <w:p>
-      <w:pPr>
-        <w:rPr>
-          <w:rFonts w:ascii="Times New Roman" w:hAnsi="Times New Roman" w:cs="Times New Roman"/>
-          <w:sz w:val="28"/>
-          <w:szCs w:val="24"/>
-        </w:rPr>
-      </w:pPr>
-      <w:r>
-        <w:rPr>
-          <w:rFonts w:ascii="Times New Roman" w:hAnsi="Times New Roman" w:cs="Times New Roman"/>
-          <w:sz w:val="28"/>
-          <w:szCs w:val="24"/>
-        </w:rPr>
-        <w:t xml:space="preserve">from </w:t>
+      </w:r>
+      <w:proofErr w:type="spellStart"/>
+      <w:r>
+        <w:rPr>
+          <w:rFonts w:ascii="Times New Roman" w:hAnsi="Times New Roman" w:cs="Times New Roman"/>
+          <w:sz w:val="28"/>
+          <w:szCs w:val="24"/>
+        </w:rPr>
+      </w:r>
+      <w:proofErr w:type="spellEnd"/>
+    </w:p>
+    <w:p>
+      <w:pPr>
+        <w:rPr>
+          <w:rFonts w:ascii="Times New Roman" w:hAnsi="Times New Roman" w:cs="Times New Roman"/>
+          <w:sz w:val="28"/>
+          <w:szCs w:val="24"/>
+        </w:rPr>
+      </w:pPr>
+      <w:r>
+        <w:rPr>
+          <w:rFonts w:ascii="Times New Roman" w:hAnsi="Times New Roman" w:cs="Times New Roman"/>
+          <w:sz w:val="28"/>
+          <w:szCs w:val="24"/>
+        </w:rPr>
+        <w:t>from sklearn.model_selection import train_test_split</w:t>
       </w:r>
       <w:proofErr w:type="spellStart"/>
       <w:proofErr w:type="gramStart"/>
@@ -183,7 +175,6 @@
           <w:sz w:val="28"/>
           <w:szCs w:val="24"/>
         </w:rPr>
-        <w:t>sklearn.model</w:t>
       </w:r>
       <w:proofErr w:type="gramEnd"/>
       <w:r>
@@ -192,43 +183,40 @@
           <w:sz w:val="28"/>
           <w:szCs w:val="24"/>
         </w:rPr>
-        <w:t>_selection</w:t>
-      </w:r>
-      <w:proofErr w:type="spellEnd"/>
-      <w:r>
-        <w:rPr>
-          <w:rFonts w:ascii="Times New Roman" w:hAnsi="Times New Roman" w:cs="Times New Roman"/>
-          <w:sz w:val="28"/>
-          <w:szCs w:val="24"/>
-        </w:rPr>
-        <w:t xml:space="preserve"> import </w:t>
-      </w:r>
-      <w:proofErr w:type="spellStart"/>
-      <w:r>
-        <w:rPr>
-          <w:rFonts w:ascii="Times New Roman" w:hAnsi="Times New Roman" w:cs="Times New Roman"/>
-          <w:sz w:val="28"/>
-          <w:szCs w:val="24"/>
-        </w:rPr>
-        <w:t>train_test_split</w:t>
-      </w:r>
-      <w:proofErr w:type="spellEnd"/>
-    </w:p>
-    <w:p>
-      <w:pPr>
-        <w:rPr>
-          <w:rFonts w:ascii="Times New Roman" w:hAnsi="Times New Roman" w:cs="Times New Roman"/>
-          <w:sz w:val="28"/>
-          <w:szCs w:val="24"/>
-        </w:rPr>
-      </w:pPr>
-      <w:r>
-        <w:rPr>
-          <w:rFonts w:ascii="Times New Roman" w:hAnsi="Times New Roman" w:cs="Times New Roman"/>
-          <w:sz w:val="28"/>
-          <w:szCs w:val="24"/>
-        </w:rPr>
-        <w:t xml:space="preserve">from </w:t>
+      </w:r>
+      <w:proofErr w:type="spellEnd"/>
+      <w:r>
+        <w:rPr>
+          <w:rFonts w:ascii="Times New Roman" w:hAnsi="Times New Roman" w:cs="Times New Roman"/>
+          <w:sz w:val="28"/>
+          <w:szCs w:val="24"/>
+        </w:rPr>
+      </w:r>
+      <w:proofErr w:type="spellStart"/>
+      <w:r>
+        <w:rPr>
+          <w:rFonts w:ascii="Times New Roman" w:hAnsi="Times New Roman" w:cs="Times New Roman"/>
+          <w:sz w:val="28"/>
+          <w:szCs w:val="24"/>
+        </w:rPr>
+      </w:r>
+      <w:proofErr w:type="spellEnd"/>
+    </w:p>
+    <w:p>
+      <w:pPr>
+        <w:rPr>
+          <w:rFonts w:ascii="Times New Roman" w:hAnsi="Times New Roman" w:cs="Times New Roman"/>
+          <w:sz w:val="28"/>
+          <w:szCs w:val="24"/>
+        </w:rPr>
+      </w:pPr>
+      <w:r>
+        <w:rPr>
+          <w:rFonts w:ascii="Times New Roman" w:hAnsi="Times New Roman" w:cs="Times New Roman"/>
+          <w:sz w:val="28"/>
+          <w:szCs w:val="24"/>
+        </w:rPr>
+        <w:t>from sklearn.preprocessing import StandardScaler</w:t>
       </w:r>
       <w:proofErr w:type="spellStart"/>
       <w:proofErr w:type="gramStart"/>
@@ -238,7 +226,6 @@
           <w:sz w:val="28"/>
           <w:szCs w:val="24"/>
         </w:rPr>
-        <w:t>sklearn.preprocessing</w:t>
       </w:r>
       <w:proofErr w:type="spellEnd"/>
       <w:proofErr w:type="gramEnd"/>
@@ -248,34 +235,32 @@
           <w:sz w:val="28"/>
           <w:szCs w:val="24"/>
         </w:rPr>
-        <w:t xml:space="preserve"> import </w:t>
-      </w:r>
-      <w:proofErr w:type="spellStart"/>
-      <w:r>
-        <w:rPr>
-          <w:rFonts w:ascii="Times New Roman" w:hAnsi="Times New Roman" w:cs="Times New Roman"/>
-          <w:sz w:val="28"/>
-          <w:szCs w:val="24"/>
-        </w:rPr>
-        <w:t>StandardScaler</w:t>
-      </w:r>
-      <w:proofErr w:type="spellEnd"/>
-    </w:p>
-    <w:p>
-      <w:pPr>
-        <w:rPr>
-          <w:rFonts w:ascii="Times New Roman" w:hAnsi="Times New Roman" w:cs="Times New Roman"/>
-          <w:sz w:val="28"/>
-          <w:szCs w:val="24"/>
-        </w:rPr>
-      </w:pPr>
-      <w:r>
-        <w:rPr>
-          <w:rFonts w:ascii="Times New Roman" w:hAnsi="Times New Roman" w:cs="Times New Roman"/>
-          <w:sz w:val="28"/>
-          <w:szCs w:val="24"/>
-        </w:rPr>
-        <w:t xml:space="preserve">from </w:t>
+      </w:r>
+      <w:proofErr w:type="spellStart"/>
+      <w:r>
+        <w:rPr>
+          <w:rFonts w:ascii="Times New Roman" w:hAnsi="Times New Roman" w:cs="Times New Roman"/>
+          <w:sz w:val="28"/>
+          <w:szCs w:val="24"/>
+        </w:rPr>
+      </w:r>
+      <w:proofErr w:type="spellEnd"/>
+    </w:p>
+    <w:p>
+      <w:pPr>
+        <w:rPr>
+          <w:rFonts w:ascii="Times New Roman" w:hAnsi="Times New Roman" w:cs="Times New Roman"/>
+          <w:sz w:val="28"/>
+          <w:szCs w:val="24"/>
+        </w:rPr>
+      </w:pPr>
+      <w:r>
+        <w:rPr>
+          <w:rFonts w:ascii="Times New Roman" w:hAnsi="Times New Roman" w:cs="Times New Roman"/>
+          <w:sz w:val="28"/>
+          <w:szCs w:val="24"/>
+        </w:rPr>
+        <w:t>from sklearn.naive_bayes import GaussianNB</w:t>
       </w:r>
       <w:proofErr w:type="spellStart"/>
       <w:proofErr w:type="gramStart"/>
@@ -285,7 +270,6 @@
           <w:sz w:val="28"/>
           <w:szCs w:val="24"/>
         </w:rPr>
-        <w:t>sklearn.naive</w:t>
       </w:r>
       <w:proofErr w:type="gramEnd"/>
       <w:r>
@@ -294,43 +278,40 @@
           <w:sz w:val="28"/>
           <w:szCs w:val="24"/>
         </w:rPr>
-        <w:t>_bayes</w:t>
-      </w:r>
-      <w:proofErr w:type="spellEnd"/>
-      <w:r>
-        <w:rPr>
-          <w:rFonts w:ascii="Times New Roman" w:hAnsi="Times New Roman" w:cs="Times New Roman"/>
-          <w:sz w:val="28"/>
-          <w:szCs w:val="24"/>
-        </w:rPr>
-        <w:t xml:space="preserve"> import </w:t>
-      </w:r>
-      <w:proofErr w:type="spellStart"/>
-      <w:r>
-        <w:rPr>
-          <w:rFonts w:ascii="Times New Roman" w:hAnsi="Times New Roman" w:cs="Times New Roman"/>
-          <w:sz w:val="28"/>
-          <w:szCs w:val="24"/>
-        </w:rPr>
-        <w:t>GaussianNB</w:t>
-      </w:r>
-      <w:proofErr w:type="spellEnd"/>
-    </w:p>
-    <w:p>
-      <w:pPr>
-        <w:rPr>
-          <w:rFonts w:ascii="Times New Roman" w:hAnsi="Times New Roman" w:cs="Times New Roman"/>
-          <w:sz w:val="28"/>
-          <w:szCs w:val="24"/>
-        </w:rPr>
-      </w:pPr>
-      <w:r>
-        <w:rPr>
-          <w:rFonts w:ascii="Times New Roman" w:hAnsi="Times New Roman" w:cs="Times New Roman"/>
-          <w:sz w:val="28"/>
-          <w:szCs w:val="24"/>
-        </w:rPr>
-        <w:t xml:space="preserve">from </w:t>
+      </w:r>
+      <w:proofErr w:type="spellEnd"/>
+      <w:r>
+        <w:rPr>
+          <w:rFonts w:ascii="Times New Roman" w:hAnsi="Times New Roman" w:cs="Times New Roman"/>
+          <w:sz w:val="28"/>
+          <w:szCs w:val="24"/>
+        </w:rPr>
+      </w:r>
+      <w:proofErr w:type="spellStart"/>
+      <w:r>
+        <w:rPr>
+          <w:rFonts w:ascii="Times New Roman" w:hAnsi="Times New Roman" w:cs="Times New Roman"/>
+          <w:sz w:val="28"/>
+          <w:szCs w:val="24"/>
+        </w:rPr>
+      </w:r>
+      <w:proofErr w:type="spellEnd"/>
+    </w:p>
+    <w:p>
+      <w:pPr>
+        <w:rPr>
+          <w:rFonts w:ascii="Times New Roman" w:hAnsi="Times New Roman" w:cs="Times New Roman"/>
+          <w:sz w:val="28"/>
+          <w:szCs w:val="24"/>
+        </w:rPr>
+      </w:pPr>
+      <w:r>
+        <w:rPr>
+          <w:rFonts w:ascii="Times New Roman" w:hAnsi="Times New Roman" w:cs="Times New Roman"/>
+          <w:sz w:val="28"/>
+          <w:szCs w:val="24"/>
+        </w:rPr>
+        <w:t>from sklearn.metrics import accuracy_score, confusion_matrix, classification_report</w:t>
       </w:r>
       <w:proofErr w:type="spellStart"/>
       <w:proofErr w:type="gramStart"/>
@@ -340,7 +321,6 @@
           <w:sz w:val="28"/>
           <w:szCs w:val="24"/>
         </w:rPr>
-        <w:t>sklearn.metrics</w:t>
       </w:r>
       <w:proofErr w:type="spellEnd"/>
       <w:proofErr w:type="gramEnd"/>
@@ -350,79 +330,71 @@
           <w:sz w:val="28"/>
           <w:szCs w:val="24"/>
         </w:rPr>
-        <w:t xml:space="preserve"> import </w:t>
-      </w:r>
-      <w:proofErr w:type="spellStart"/>
-      <w:r>
-        <w:rPr>
-          <w:rFonts w:ascii="Times New Roman" w:hAnsi="Times New Roman" w:cs="Times New Roman"/>
-          <w:sz w:val="28"/>
-          <w:szCs w:val="24"/>
-        </w:rPr>
-        <w:t>accuracy_score</w:t>
-      </w:r>
-      <w:proofErr w:type="spellEnd"/>
-      <w:r>
-        <w:rPr>
-          <w:rFonts w:ascii="Times New Roman" w:hAnsi="Times New Roman" w:cs="Times New Roman"/>
-          <w:sz w:val="28"/>
-          <w:szCs w:val="24"/>
-        </w:rPr>
-        <w:t xml:space="preserve">, </w:t>
-      </w:r>
-      <w:proofErr w:type="spellStart"/>
-      <w:r>
-        <w:rPr>
-          <w:rFonts w:ascii="Times New Roman" w:hAnsi="Times New Roman" w:cs="Times New Roman"/>
-          <w:sz w:val="28"/>
-          <w:szCs w:val="24"/>
-        </w:rPr>
-        <w:t>confusion_matrix</w:t>
-      </w:r>
-      <w:proofErr w:type="spellEnd"/>
-      <w:r>
-        <w:rPr>
-          <w:rFonts w:ascii="Times New Roman" w:hAnsi="Times New Roman" w:cs="Times New Roman"/>
-          <w:sz w:val="28"/>
-          <w:szCs w:val="24"/>
-        </w:rPr>
-        <w:t xml:space="preserve">, </w:t>
-      </w:r>
-      <w:proofErr w:type="spellStart"/>
-      <w:r>
-        <w:rPr>
-          <w:rFonts w:ascii="Times New Roman" w:hAnsi="Times New Roman" w:cs="Times New Roman"/>
-          <w:sz w:val="28"/>
-          <w:szCs w:val="24"/>
-        </w:rPr>
-        <w:t>classification_report</w:t>
-      </w:r>
-      <w:proofErr w:type="spellEnd"/>
-    </w:p>
-    <w:p>
-      <w:pPr>
-        <w:rPr>
-          <w:rFonts w:ascii="Times New Roman" w:hAnsi="Times New Roman" w:cs="Times New Roman"/>
-          <w:sz w:val="28"/>
-          <w:szCs w:val="24"/>
-        </w:rPr>
-      </w:pPr>
-      <w:r>
-        <w:rPr>
-          <w:rFonts w:ascii="Times New Roman" w:hAnsi="Times New Roman" w:cs="Times New Roman"/>
-          <w:sz w:val="28"/>
-          <w:szCs w:val="24"/>
-        </w:rPr>
-        <w:t xml:space="preserve">data = </w:t>
-      </w:r>
-      <w:proofErr w:type="spellStart"/>
-      <w:r>
-        <w:rPr>
-          <w:rFonts w:ascii="Times New Roman" w:hAnsi="Times New Roman" w:cs="Times New Roman"/>
-          <w:sz w:val="28"/>
-          <w:szCs w:val="24"/>
-        </w:rPr>
-        <w:t>load_</w:t>
+      </w:r>
+      <w:proofErr w:type="spellStart"/>
+      <w:r>
+        <w:rPr>
+          <w:rFonts w:ascii="Times New Roman" w:hAnsi="Times New Roman" w:cs="Times New Roman"/>
+          <w:sz w:val="28"/>
+          <w:szCs w:val="24"/>
+        </w:rPr>
+      </w:r>
+      <w:proofErr w:type="spellEnd"/>
+      <w:r>
+        <w:rPr>
+          <w:rFonts w:ascii="Times New Roman" w:hAnsi="Times New Roman" w:cs="Times New Roman"/>
+          <w:sz w:val="28"/>
+          <w:szCs w:val="24"/>
+        </w:rPr>
+      </w:r>
+      <w:proofErr w:type="spellStart"/>
+      <w:r>
+        <w:rPr>
+          <w:rFonts w:ascii="Times New Roman" w:hAnsi="Times New Roman" w:cs="Times New Roman"/>
+          <w:sz w:val="28"/>
+          <w:szCs w:val="24"/>
+        </w:rPr>
+      </w:r>
+      <w:proofErr w:type="spellEnd"/>
+      <w:r>
+        <w:rPr>
+          <w:rFonts w:ascii="Times New Roman" w:hAnsi="Times New Roman" w:cs="Times New Roman"/>
+          <w:sz w:val="28"/>
+          <w:szCs w:val="24"/>
+        </w:rPr>
+      </w:r>
+      <w:proofErr w:type="spellStart"/>
+      <w:r>
+        <w:rPr>
+          <w:rFonts w:ascii="Times New Roman" w:hAnsi="Times New Roman" w:cs="Times New Roman"/>
+          <w:sz w:val="28"/>
+          <w:szCs w:val="24"/>
+        </w:rPr>
+      </w:r>
+      <w:proofErr w:type="spellEnd"/>
+    </w:p>
+    <w:p>
+      <w:pPr>
+        <w:rPr>
+          <w:rFonts w:ascii="Times New Roman" w:hAnsi="Times New Roman" w:cs="Times New Roman"/>
+          <w:sz w:val="28"/>
+          <w:szCs w:val="24"/>
+        </w:rPr>
+      </w:pPr>
+      <w:r>
+        <w:rPr>
+          <w:rFonts w:ascii="Times New Roman" w:hAnsi="Times New Roman" w:cs="Times New Roman"/>
+          <w:sz w:val="28"/>
+          <w:szCs w:val="24"/>
+        </w:rPr>
+      </w:r>
+      <w:proofErr w:type="spellStart"/>
+      <w:r>
+        <w:rPr>
+          <w:rFonts w:ascii="Times New Roman" w:hAnsi="Times New Roman" w:cs="Times New Roman"/>
+          <w:sz w:val="28"/>
+          <w:szCs w:val="24"/>
+        </w:rPr>
       </w:r>
       <w:proofErr w:type="gramStart"/>
       <w:r>
@@ -431,16 +403,14 @@
           <w:sz w:val="28"/>
           <w:szCs w:val="24"/>
         </w:rPr>
-        <w:t>wine</w:t>
-      </w:r>
-      <w:proofErr w:type="spellEnd"/>
-      <w:r>
-        <w:rPr>
-          <w:rFonts w:ascii="Times New Roman" w:hAnsi="Times New Roman" w:cs="Times New Roman"/>
-          <w:sz w:val="28"/>
-          <w:szCs w:val="24"/>
-        </w:rPr>
-        <w:t>(</w:t>
+      </w:r>
+      <w:proofErr w:type="spellEnd"/>
+      <w:r>
+        <w:rPr>
+          <w:rFonts w:ascii="Times New Roman" w:hAnsi="Times New Roman" w:cs="Times New Roman"/>
+          <w:sz w:val="28"/>
+          <w:szCs w:val="24"/>
+        </w:rPr>
       </w:r>
       <w:proofErr w:type="gramEnd"/>
       <w:r>
@@ -449,51 +419,49 @@
           <w:sz w:val="28"/>
           <w:szCs w:val="24"/>
         </w:rPr>
-        <w:t>)</w:t>
-      </w:r>
-    </w:p>
-    <w:p>
-      <w:pPr>
-        <w:rPr>
-          <w:rFonts w:ascii="Times New Roman" w:hAnsi="Times New Roman" w:cs="Times New Roman"/>
-          <w:sz w:val="28"/>
-          <w:szCs w:val="24"/>
-        </w:rPr>
-      </w:pPr>
-      <w:r>
-        <w:rPr>
-          <w:rFonts w:ascii="Times New Roman" w:hAnsi="Times New Roman" w:cs="Times New Roman"/>
-          <w:sz w:val="28"/>
-          <w:szCs w:val="24"/>
-        </w:rPr>
-        <w:t xml:space="preserve">X = </w:t>
-      </w:r>
-      <w:proofErr w:type="spellStart"/>
-      <w:r>
-        <w:rPr>
-          <w:rFonts w:ascii="Times New Roman" w:hAnsi="Times New Roman" w:cs="Times New Roman"/>
-          <w:sz w:val="28"/>
-          <w:szCs w:val="24"/>
-        </w:rPr>
-        <w:t>data.data</w:t>
-      </w:r>
-      <w:proofErr w:type="spellEnd"/>
-    </w:p>
-    <w:p>
-      <w:pPr>
-        <w:rPr>
-          <w:rFonts w:ascii="Times New Roman" w:hAnsi="Times New Roman" w:cs="Times New Roman"/>
-          <w:sz w:val="28"/>
-          <w:szCs w:val="24"/>
-        </w:rPr>
-      </w:pPr>
-      <w:r>
-        <w:rPr>
-          <w:rFonts w:ascii="Times New Roman" w:hAnsi="Times New Roman" w:cs="Times New Roman"/>
-          <w:sz w:val="28"/>
-          <w:szCs w:val="24"/>
-        </w:rPr>
-        <w:t xml:space="preserve">y = </w:t>
+      </w:r>
+    </w:p>
+    <w:p>
+      <w:pPr>
+        <w:rPr>
+          <w:rFonts w:ascii="Times New Roman" w:hAnsi="Times New Roman" w:cs="Times New Roman"/>
+          <w:sz w:val="28"/>
+          <w:szCs w:val="24"/>
+        </w:rPr>
+      </w:pPr>
+      <w:r>
+        <w:rPr>
+          <w:rFonts w:ascii="Times New Roman" w:hAnsi="Times New Roman" w:cs="Times New Roman"/>
+          <w:sz w:val="28"/>
+          <w:szCs w:val="24"/>
+        </w:rPr>
+        <w:t># Step 1: Load the Wine dataset</w:t>
+      </w:r>
+      <w:proofErr w:type="spellStart"/>
+      <w:r>
+        <w:rPr>
+          <w:rFonts w:ascii="Times New Roman" w:hAnsi="Times New Roman" w:cs="Times New Roman"/>
+          <w:sz w:val="28"/>
+          <w:szCs w:val="24"/>
+        </w:rPr>
+      </w:r>
+      <w:proofErr w:type="spellEnd"/>
+    </w:p>
+    <w:p>
+      <w:pPr>
+        <w:rPr>
+          <w:rFonts w:ascii="Times New Roman" w:hAnsi="Times New Roman" w:cs="Times New Roman"/>
+          <w:sz w:val="28"/>
+          <w:szCs w:val="24"/>
+        </w:rPr>
+      </w:pPr>
+      <w:r>
+        <w:rPr>
+          <w:rFonts w:ascii="Times New Roman" w:hAnsi="Times New Roman" w:cs="Times New Roman"/>
+          <w:sz w:val="28"/>
+          <w:szCs w:val="24"/>
+        </w:rPr>
+        <w:t>wine = load_wine()</w:t>
       </w:r>
       <w:proofErr w:type="spellStart"/>
       <w:proofErr w:type="gramStart"/>
@@ -503,7 +471,6 @@
           <w:sz w:val="28"/>
           <w:szCs w:val="24"/>
         </w:rPr>
-        <w:t>data.target</w:t>
       </w:r>
       <w:proofErr w:type="spellEnd"/>
       <w:proofErr w:type="gramEnd"/>
@@ -523,79 +490,71 @@
           <w:sz w:val="28"/>
           <w:szCs w:val="24"/>
         </w:rPr>
-        <w:t>X_train</w:t>
-      </w:r>
-      <w:proofErr w:type="spellEnd"/>
-      <w:r>
-        <w:rPr>
-          <w:rFonts w:ascii="Times New Roman" w:hAnsi="Times New Roman" w:cs="Times New Roman"/>
-          <w:sz w:val="28"/>
-          <w:szCs w:val="24"/>
-        </w:rPr>
-        <w:t xml:space="preserve">, </w:t>
-      </w:r>
-      <w:proofErr w:type="spellStart"/>
-      <w:r>
-        <w:rPr>
-          <w:rFonts w:ascii="Times New Roman" w:hAnsi="Times New Roman" w:cs="Times New Roman"/>
-          <w:sz w:val="28"/>
-          <w:szCs w:val="24"/>
-        </w:rPr>
-        <w:t>X_test</w:t>
-      </w:r>
-      <w:proofErr w:type="spellEnd"/>
-      <w:r>
-        <w:rPr>
-          <w:rFonts w:ascii="Times New Roman" w:hAnsi="Times New Roman" w:cs="Times New Roman"/>
-          <w:sz w:val="28"/>
-          <w:szCs w:val="24"/>
-        </w:rPr>
-        <w:t xml:space="preserve">, </w:t>
-      </w:r>
-      <w:proofErr w:type="spellStart"/>
-      <w:r>
-        <w:rPr>
-          <w:rFonts w:ascii="Times New Roman" w:hAnsi="Times New Roman" w:cs="Times New Roman"/>
-          <w:sz w:val="28"/>
-          <w:szCs w:val="24"/>
-        </w:rPr>
-        <w:t>y_train</w:t>
-      </w:r>
-      <w:proofErr w:type="spellEnd"/>
-      <w:r>
-        <w:rPr>
-          <w:rFonts w:ascii="Times New Roman" w:hAnsi="Times New Roman" w:cs="Times New Roman"/>
-          <w:sz w:val="28"/>
-          <w:szCs w:val="24"/>
-        </w:rPr>
-        <w:t xml:space="preserve">, </w:t>
-      </w:r>
-      <w:proofErr w:type="spellStart"/>
-      <w:r>
-        <w:rPr>
-          <w:rFonts w:ascii="Times New Roman" w:hAnsi="Times New Roman" w:cs="Times New Roman"/>
-          <w:sz w:val="28"/>
-          <w:szCs w:val="24"/>
-        </w:rPr>
-        <w:t>y_test</w:t>
-      </w:r>
-      <w:proofErr w:type="spellEnd"/>
-      <w:r>
-        <w:rPr>
-          <w:rFonts w:ascii="Times New Roman" w:hAnsi="Times New Roman" w:cs="Times New Roman"/>
-          <w:sz w:val="28"/>
-          <w:szCs w:val="24"/>
-        </w:rPr>
-        <w:t xml:space="preserve"> = </w:t>
-      </w:r>
-      <w:proofErr w:type="spellStart"/>
-      <w:r>
-        <w:rPr>
-          <w:rFonts w:ascii="Times New Roman" w:hAnsi="Times New Roman" w:cs="Times New Roman"/>
-          <w:sz w:val="28"/>
-          <w:szCs w:val="24"/>
-        </w:rPr>
-        <w:t>train_test_</w:t>
+        <w:t>X = wine.data    # 13 chemical feature columns</w:t>
+      </w:r>
+      <w:proofErr w:type="spellEnd"/>
+      <w:r>
+        <w:rPr>
+          <w:rFonts w:ascii="Times New Roman" w:hAnsi="Times New Roman" w:cs="Times New Roman"/>
+          <w:sz w:val="28"/>
+          <w:szCs w:val="24"/>
+        </w:rPr>
+      </w:r>
+      <w:proofErr w:type="spellStart"/>
+      <w:r>
+        <w:rPr>
+          <w:rFonts w:ascii="Times New Roman" w:hAnsi="Times New Roman" w:cs="Times New Roman"/>
+          <w:sz w:val="28"/>
+          <w:szCs w:val="24"/>
+        </w:rPr>
+      </w:r>
+      <w:proofErr w:type="spellEnd"/>
+      <w:r>
+        <w:rPr>
+          <w:rFonts w:ascii="Times New Roman" w:hAnsi="Times New Roman" w:cs="Times New Roman"/>
+          <w:sz w:val="28"/>
+          <w:szCs w:val="24"/>
+        </w:rPr>
+      </w:r>
+      <w:proofErr w:type="spellStart"/>
+      <w:r>
+        <w:rPr>
+          <w:rFonts w:ascii="Times New Roman" w:hAnsi="Times New Roman" w:cs="Times New Roman"/>
+          <w:sz w:val="28"/>
+          <w:szCs w:val="24"/>
+        </w:rPr>
+      </w:r>
+      <w:proofErr w:type="spellEnd"/>
+      <w:r>
+        <w:rPr>
+          <w:rFonts w:ascii="Times New Roman" w:hAnsi="Times New Roman" w:cs="Times New Roman"/>
+          <w:sz w:val="28"/>
+          <w:szCs w:val="24"/>
+        </w:rPr>
+      </w:r>
+      <w:proofErr w:type="spellStart"/>
+      <w:r>
+        <w:rPr>
+          <w:rFonts w:ascii="Times New Roman" w:hAnsi="Times New Roman" w:cs="Times New Roman"/>
+          <w:sz w:val="28"/>
+          <w:szCs w:val="24"/>
+        </w:rPr>
+      </w:r>
+      <w:proofErr w:type="spellEnd"/>
+      <w:r>
+        <w:rPr>
+          <w:rFonts w:ascii="Times New Roman" w:hAnsi="Times New Roman" w:cs="Times New Roman"/>
+          <w:sz w:val="28"/>
+          <w:szCs w:val="24"/>
+        </w:rPr>
+      </w:r>
+      <w:proofErr w:type="spellStart"/>
+      <w:r>
+        <w:rPr>
+          <w:rFonts w:ascii="Times New Roman" w:hAnsi="Times New Roman" w:cs="Times New Roman"/>
+          <w:sz w:val="28"/>
+          <w:szCs w:val="24"/>
+        </w:rPr>
       </w:r>
       <w:proofErr w:type="gramStart"/>
       <w:r>
@@ -604,16 +563,14 @@
           <w:sz w:val="28"/>
           <w:szCs w:val="24"/>
         </w:rPr>
-        <w:t>split</w:t>
-      </w:r>
-      <w:proofErr w:type="spellEnd"/>
-      <w:r>
-        <w:rPr>
-          <w:rFonts w:ascii="Times New Roman" w:hAnsi="Times New Roman" w:cs="Times New Roman"/>
-          <w:sz w:val="28"/>
-          <w:szCs w:val="24"/>
-        </w:rPr>
-        <w:t>(</w:t>
+      </w:r>
+      <w:proofErr w:type="spellEnd"/>
+      <w:r>
+        <w:rPr>
+          <w:rFonts w:ascii="Times New Roman" w:hAnsi="Times New Roman" w:cs="Times New Roman"/>
+          <w:sz w:val="28"/>
+          <w:szCs w:val="24"/>
+        </w:rPr>
       </w:r>
       <w:proofErr w:type="gramEnd"/>
       <w:r>
@@ -622,60 +579,55 @@
           <w:sz w:val="28"/>
           <w:szCs w:val="24"/>
         </w:rPr>
-        <w:t xml:space="preserve">X, y, </w:t>
-      </w:r>
-      <w:proofErr w:type="spellStart"/>
-      <w:r>
-        <w:rPr>
-          <w:rFonts w:ascii="Times New Roman" w:hAnsi="Times New Roman" w:cs="Times New Roman"/>
-          <w:sz w:val="28"/>
-          <w:szCs w:val="24"/>
-        </w:rPr>
-        <w:t>test_size</w:t>
-      </w:r>
-      <w:proofErr w:type="spellEnd"/>
-      <w:r>
-        <w:rPr>
-          <w:rFonts w:ascii="Times New Roman" w:hAnsi="Times New Roman" w:cs="Times New Roman"/>
-          <w:sz w:val="28"/>
-          <w:szCs w:val="24"/>
-        </w:rPr>
-        <w:t xml:space="preserve">=0.2, </w:t>
-      </w:r>
-      <w:proofErr w:type="spellStart"/>
-      <w:r>
-        <w:rPr>
-          <w:rFonts w:ascii="Times New Roman" w:hAnsi="Times New Roman" w:cs="Times New Roman"/>
-          <w:sz w:val="28"/>
-          <w:szCs w:val="24"/>
-        </w:rPr>
-        <w:t>random_state</w:t>
-      </w:r>
-      <w:proofErr w:type="spellEnd"/>
-      <w:r>
-        <w:rPr>
-          <w:rFonts w:ascii="Times New Roman" w:hAnsi="Times New Roman" w:cs="Times New Roman"/>
-          <w:sz w:val="28"/>
-          <w:szCs w:val="24"/>
-        </w:rPr>
-        <w:t>=42)</w:t>
-      </w:r>
-    </w:p>
-    <w:p>
-      <w:pPr>
-        <w:rPr>
-          <w:rFonts w:ascii="Times New Roman" w:hAnsi="Times New Roman" w:cs="Times New Roman"/>
-          <w:sz w:val="28"/>
-          <w:szCs w:val="24"/>
-        </w:rPr>
-      </w:pPr>
-      <w:r>
-        <w:rPr>
-          <w:rFonts w:ascii="Times New Roman" w:hAnsi="Times New Roman" w:cs="Times New Roman"/>
-          <w:sz w:val="28"/>
-          <w:szCs w:val="24"/>
-        </w:rPr>
-        <w:t xml:space="preserve">scaler = </w:t>
+      </w:r>
+      <w:proofErr w:type="spellStart"/>
+      <w:r>
+        <w:rPr>
+          <w:rFonts w:ascii="Times New Roman" w:hAnsi="Times New Roman" w:cs="Times New Roman"/>
+          <w:sz w:val="28"/>
+          <w:szCs w:val="24"/>
+        </w:rPr>
+      </w:r>
+      <w:proofErr w:type="spellEnd"/>
+      <w:r>
+        <w:rPr>
+          <w:rFonts w:ascii="Times New Roman" w:hAnsi="Times New Roman" w:cs="Times New Roman"/>
+          <w:sz w:val="28"/>
+          <w:szCs w:val="24"/>
+        </w:rPr>
+      </w:r>
+      <w:proofErr w:type="spellStart"/>
+      <w:r>
+        <w:rPr>
+          <w:rFonts w:ascii="Times New Roman" w:hAnsi="Times New Roman" w:cs="Times New Roman"/>
+          <w:sz w:val="28"/>
+          <w:szCs w:val="24"/>
+        </w:rPr>
+      </w:r>
+      <w:proofErr w:type="spellEnd"/>
+      <w:r>
+        <w:rPr>
+          <w:rFonts w:ascii="Times New Roman" w:hAnsi="Times New Roman" w:cs="Times New Roman"/>
+          <w:sz w:val="28"/>
+          <w:szCs w:val="24"/>
+        </w:rPr>
+      </w:r>
+    </w:p>
+    <w:p>
+      <w:pPr>
+        <w:rPr>
+          <w:rFonts w:ascii="Times New Roman" w:hAnsi="Times New Roman" w:cs="Times New Roman"/>
+          <w:sz w:val="28"/>
+          <w:szCs w:val="24"/>
+        </w:rPr>
+      </w:pPr>
+      <w:r>
+        <w:rPr>
+          <w:rFonts w:ascii="Times New Roman" w:hAnsi="Times New Roman" w:cs="Times New Roman"/>
+          <w:sz w:val="28"/>
+          <w:szCs w:val="24"/>
+        </w:rPr>
+        <w:t>y = wine.target  # 3 wine classes</w:t>
       </w:r>
       <w:proofErr w:type="spellStart"/>
       <w:proofErr w:type="gramStart"/>
@@ -685,16 +637,14 @@
           <w:sz w:val="28"/>
           <w:szCs w:val="24"/>
         </w:rPr>
-        <w:t>StandardScaler</w:t>
-      </w:r>
-      <w:proofErr w:type="spellEnd"/>
-      <w:r>
-        <w:rPr>
-          <w:rFonts w:ascii="Times New Roman" w:hAnsi="Times New Roman" w:cs="Times New Roman"/>
-          <w:sz w:val="28"/>
-          <w:szCs w:val="24"/>
-        </w:rPr>
-        <w:t>(</w:t>
+      </w:r>
+      <w:proofErr w:type="spellEnd"/>
+      <w:r>
+        <w:rPr>
+          <w:rFonts w:ascii="Times New Roman" w:hAnsi="Times New Roman" w:cs="Times New Roman"/>
+          <w:sz w:val="28"/>
+          <w:szCs w:val="24"/>
+        </w:rPr>
       </w:r>
       <w:proofErr w:type="gramEnd"/>
       <w:r>
@@ -703,97 +653,90 @@
           <w:sz w:val="28"/>
           <w:szCs w:val="24"/>
         </w:rPr>
-        <w:t>)</w:t>
-      </w:r>
-    </w:p>
-    <w:p>
-      <w:pPr>
-        <w:rPr>
-          <w:rFonts w:ascii="Times New Roman" w:hAnsi="Times New Roman" w:cs="Times New Roman"/>
-          <w:sz w:val="28"/>
-          <w:szCs w:val="24"/>
-        </w:rPr>
-      </w:pPr>
-      <w:proofErr w:type="spellStart"/>
-      <w:r>
-        <w:rPr>
-          <w:rFonts w:ascii="Times New Roman" w:hAnsi="Times New Roman" w:cs="Times New Roman"/>
-          <w:sz w:val="28"/>
-          <w:szCs w:val="24"/>
-        </w:rPr>
-        <w:t>X_train_scaled</w:t>
-      </w:r>
-      <w:proofErr w:type="spellEnd"/>
-      <w:r>
-        <w:rPr>
-          <w:rFonts w:ascii="Times New Roman" w:hAnsi="Times New Roman" w:cs="Times New Roman"/>
-          <w:sz w:val="28"/>
-          <w:szCs w:val="24"/>
-        </w:rPr>
-        <w:t xml:space="preserve"> = </w:t>
-      </w:r>
-      <w:proofErr w:type="spellStart"/>
-      <w:r>
-        <w:rPr>
-          <w:rFonts w:ascii="Times New Roman" w:hAnsi="Times New Roman" w:cs="Times New Roman"/>
-          <w:sz w:val="28"/>
-          <w:szCs w:val="24"/>
-        </w:rPr>
-        <w:t>scaler.fit_transform</w:t>
-      </w:r>
-      <w:proofErr w:type="spellEnd"/>
-      <w:r>
-        <w:rPr>
-          <w:rFonts w:ascii="Times New Roman" w:hAnsi="Times New Roman" w:cs="Times New Roman"/>
-          <w:sz w:val="28"/>
-          <w:szCs w:val="24"/>
-        </w:rPr>
-        <w:t>(</w:t>
-      </w:r>
-      <w:proofErr w:type="spellStart"/>
-      <w:r>
-        <w:rPr>
-          <w:rFonts w:ascii="Times New Roman" w:hAnsi="Times New Roman" w:cs="Times New Roman"/>
-          <w:sz w:val="28"/>
-          <w:szCs w:val="24"/>
-        </w:rPr>
-        <w:t>X_train</w:t>
-      </w:r>
-      <w:proofErr w:type="spellEnd"/>
-      <w:r>
-        <w:rPr>
-          <w:rFonts w:ascii="Times New Roman" w:hAnsi="Times New Roman" w:cs="Times New Roman"/>
-          <w:sz w:val="28"/>
-          <w:szCs w:val="24"/>
-        </w:rPr>
-        <w:t>)</w:t>
-      </w:r>
-    </w:p>
-    <w:p>
-      <w:pPr>
-        <w:rPr>
-          <w:rFonts w:ascii="Times New Roman" w:hAnsi="Times New Roman" w:cs="Times New Roman"/>
-          <w:sz w:val="28"/>
-          <w:szCs w:val="24"/>
-        </w:rPr>
-      </w:pPr>
-      <w:proofErr w:type="spellStart"/>
-      <w:r>
-        <w:rPr>
-          <w:rFonts w:ascii="Times New Roman" w:hAnsi="Times New Roman" w:cs="Times New Roman"/>
-          <w:sz w:val="28"/>
-          <w:szCs w:val="24"/>
-        </w:rPr>
-        <w:t>X_test_scaled</w:t>
-      </w:r>
-      <w:proofErr w:type="spellEnd"/>
-      <w:r>
-        <w:rPr>
-          <w:rFonts w:ascii="Times New Roman" w:hAnsi="Times New Roman" w:cs="Times New Roman"/>
-          <w:sz w:val="28"/>
-          <w:szCs w:val="24"/>
-        </w:rPr>
-        <w:t xml:space="preserve"> = </w:t>
+      </w:r>
+    </w:p>
+    <w:p>
+      <w:pPr>
+        <w:rPr>
+          <w:rFonts w:ascii="Times New Roman" w:hAnsi="Times New Roman" w:cs="Times New Roman"/>
+          <w:sz w:val="28"/>
+          <w:szCs w:val="24"/>
+        </w:rPr>
+      </w:pPr>
+      <w:proofErr w:type="spellStart"/>
+      <w:r>
+        <w:rPr>
+          <w:rFonts w:ascii="Times New Roman" w:hAnsi="Times New Roman" w:cs="Times New Roman"/>
+          <w:sz w:val="28"/>
+          <w:szCs w:val="24"/>
+        </w:rPr>
+        <w:t>print('Feature names:', wine.feature_names)</w:t>
+      </w:r>
+      <w:proofErr w:type="spellEnd"/>
+      <w:r>
+        <w:rPr>
+          <w:rFonts w:ascii="Times New Roman" w:hAnsi="Times New Roman" w:cs="Times New Roman"/>
+          <w:sz w:val="28"/>
+          <w:szCs w:val="24"/>
+        </w:rPr>
+      </w:r>
+      <w:proofErr w:type="spellStart"/>
+      <w:r>
+        <w:rPr>
+          <w:rFonts w:ascii="Times New Roman" w:hAnsi="Times New Roman" w:cs="Times New Roman"/>
+          <w:sz w:val="28"/>
+          <w:szCs w:val="24"/>
+        </w:rPr>
+      </w:r>
+      <w:proofErr w:type="spellEnd"/>
+      <w:r>
+        <w:rPr>
+          <w:rFonts w:ascii="Times New Roman" w:hAnsi="Times New Roman" w:cs="Times New Roman"/>
+          <w:sz w:val="28"/>
+          <w:szCs w:val="24"/>
+        </w:rPr>
+      </w:r>
+      <w:proofErr w:type="spellStart"/>
+      <w:r>
+        <w:rPr>
+          <w:rFonts w:ascii="Times New Roman" w:hAnsi="Times New Roman" w:cs="Times New Roman"/>
+          <w:sz w:val="28"/>
+          <w:szCs w:val="24"/>
+        </w:rPr>
+      </w:r>
+      <w:proofErr w:type="spellEnd"/>
+      <w:r>
+        <w:rPr>
+          <w:rFonts w:ascii="Times New Roman" w:hAnsi="Times New Roman" w:cs="Times New Roman"/>
+          <w:sz w:val="28"/>
+          <w:szCs w:val="24"/>
+        </w:rPr>
+      </w:r>
+    </w:p>
+    <w:p>
+      <w:pPr>
+        <w:rPr>
+          <w:rFonts w:ascii="Times New Roman" w:hAnsi="Times New Roman" w:cs="Times New Roman"/>
+          <w:sz w:val="28"/>
+          <w:szCs w:val="24"/>
+        </w:rPr>
+      </w:pPr>
+      <w:proofErr w:type="spellStart"/>
+      <w:r>
+        <w:rPr>
+          <w:rFonts w:ascii="Times New Roman" w:hAnsi="Times New Roman" w:cs="Times New Roman"/>
+          <w:sz w:val="28"/>
+          <w:szCs w:val="24"/>
+        </w:rPr>
+        <w:t>print('Classes:', wine.target_names)</w:t>
+      </w:r>
+      <w:proofErr w:type="spellEnd"/>
+      <w:r>
+        <w:rPr>
+          <w:rFonts w:ascii="Times New Roman" w:hAnsi="Times New Roman" w:cs="Times New Roman"/>
+          <w:sz w:val="28"/>
+          <w:szCs w:val="24"/>
+        </w:rPr>
       </w:r>
       <w:proofErr w:type="spellStart"/>
       <w:proofErr w:type="gramStart"/>
@@ -803,7 +746,6 @@
           <w:sz w:val="28"/>
           <w:szCs w:val="24"/>
         </w:rPr>
-        <w:t>scaler.transform</w:t>
       </w:r>
       <w:proofErr w:type="spellEnd"/>
       <w:proofErr w:type="gramEnd"/>
@@ -813,61 +755,59 @@
           <w:sz w:val="28"/>
           <w:szCs w:val="24"/>
         </w:rPr>
-        <w:t>(</w:t>
-      </w:r>
-      <w:proofErr w:type="spellStart"/>
-      <w:r>
-        <w:rPr>
-          <w:rFonts w:ascii="Times New Roman" w:hAnsi="Times New Roman" w:cs="Times New Roman"/>
-          <w:sz w:val="28"/>
-          <w:szCs w:val="24"/>
-        </w:rPr>
-        <w:t>X_test</w:t>
-      </w:r>
-      <w:proofErr w:type="spellEnd"/>
-      <w:r>
-        <w:rPr>
-          <w:rFonts w:ascii="Times New Roman" w:hAnsi="Times New Roman" w:cs="Times New Roman"/>
-          <w:sz w:val="28"/>
-          <w:szCs w:val="24"/>
-        </w:rPr>
-        <w:t>)</w:t>
-      </w:r>
-    </w:p>
-    <w:p>
-      <w:pPr>
-        <w:rPr>
-          <w:rFonts w:ascii="Times New Roman" w:hAnsi="Times New Roman" w:cs="Times New Roman"/>
-          <w:sz w:val="28"/>
-          <w:szCs w:val="24"/>
-        </w:rPr>
-      </w:pPr>
-    </w:p>
-    <w:p>
-      <w:pPr>
-        <w:rPr>
-          <w:rFonts w:ascii="Times New Roman" w:hAnsi="Times New Roman" w:cs="Times New Roman"/>
-          <w:sz w:val="28"/>
-          <w:szCs w:val="24"/>
-        </w:rPr>
-      </w:pPr>
-      <w:proofErr w:type="spellStart"/>
-      <w:r>
-        <w:rPr>
-          <w:rFonts w:ascii="Times New Roman" w:hAnsi="Times New Roman" w:cs="Times New Roman"/>
-          <w:sz w:val="28"/>
-          <w:szCs w:val="24"/>
-        </w:rPr>
-        <w:t>nb_classifier</w:t>
-      </w:r>
-      <w:proofErr w:type="spellEnd"/>
-      <w:r>
-        <w:rPr>
-          <w:rFonts w:ascii="Times New Roman" w:hAnsi="Times New Roman" w:cs="Times New Roman"/>
-          <w:sz w:val="28"/>
-          <w:szCs w:val="24"/>
-        </w:rPr>
-        <w:t xml:space="preserve"> = </w:t>
+      </w:r>
+      <w:proofErr w:type="spellStart"/>
+      <w:r>
+        <w:rPr>
+          <w:rFonts w:ascii="Times New Roman" w:hAnsi="Times New Roman" w:cs="Times New Roman"/>
+          <w:sz w:val="28"/>
+          <w:szCs w:val="24"/>
+        </w:rPr>
+      </w:r>
+      <w:proofErr w:type="spellEnd"/>
+      <w:r>
+        <w:rPr>
+          <w:rFonts w:ascii="Times New Roman" w:hAnsi="Times New Roman" w:cs="Times New Roman"/>
+          <w:sz w:val="28"/>
+          <w:szCs w:val="24"/>
+        </w:rPr>
+      </w:r>
+    </w:p>
+    <w:p>
+      <w:pPr>
+        <w:rPr>
+          <w:rFonts w:ascii="Times New Roman" w:hAnsi="Times New Roman" w:cs="Times New Roman"/>
+          <w:sz w:val="28"/>
+          <w:szCs w:val="24"/>
+        </w:rPr>
+      </w:pPr>
+      <w:r>
+        <w:t>print('Dataset shape:', X.shape)</w:t>
+      </w:r>
+    </w:p>
+    <w:p>
+      <w:pPr>
+        <w:rPr>
+          <w:rFonts w:ascii="Times New Roman" w:hAnsi="Times New Roman" w:cs="Times New Roman"/>
+          <w:sz w:val="28"/>
+          <w:szCs w:val="24"/>
+        </w:rPr>
+      </w:pPr>
+      <w:proofErr w:type="spellStart"/>
+      <w:r>
+        <w:rPr>
+          <w:rFonts w:ascii="Times New Roman" w:hAnsi="Times New Roman" w:cs="Times New Roman"/>
+          <w:sz w:val="28"/>
+          <w:szCs w:val="24"/>
+        </w:rPr>
+      </w:r>
+      <w:proofErr w:type="spellEnd"/>
+      <w:r>
+        <w:rPr>
+          <w:rFonts w:ascii="Times New Roman" w:hAnsi="Times New Roman" w:cs="Times New Roman"/>
+          <w:sz w:val="28"/>
+          <w:szCs w:val="24"/>
+        </w:rPr>
       </w:r>
       <w:proofErr w:type="spellStart"/>
       <w:proofErr w:type="gramStart"/>
@@ -877,16 +817,14 @@
           <w:sz w:val="28"/>
           <w:szCs w:val="24"/>
         </w:rPr>
-        <w:t>GaussianNB</w:t>
-      </w:r>
-      <w:proofErr w:type="spellEnd"/>
-      <w:r>
-        <w:rPr>
-          <w:rFonts w:ascii="Times New Roman" w:hAnsi="Times New Roman" w:cs="Times New Roman"/>
-          <w:sz w:val="28"/>
-          <w:szCs w:val="24"/>
-        </w:rPr>
-        <w:t>(</w:t>
+      </w:r>
+      <w:proofErr w:type="spellEnd"/>
+      <w:r>
+        <w:rPr>
+          <w:rFonts w:ascii="Times New Roman" w:hAnsi="Times New Roman" w:cs="Times New Roman"/>
+          <w:sz w:val="28"/>
+          <w:szCs w:val="24"/>
+        </w:rPr>
       </w:r>
       <w:proofErr w:type="gramEnd"/>
       <w:r>
@@ -895,7 +833,6 @@
           <w:sz w:val="28"/>
           <w:szCs w:val="24"/>
         </w:rPr>
-        <w:t>)</w:t>
       </w:r>
     </w:p>
     <w:p>
@@ -914,16 +851,15 @@
           <w:sz w:val="28"/>
           <w:szCs w:val="24"/>
         </w:rPr>
-        <w:t>nb_classifier.fit</w:t>
-      </w:r>
-      <w:proofErr w:type="spellEnd"/>
-      <w:r>
-        <w:rPr>
-          <w:rFonts w:ascii="Times New Roman" w:hAnsi="Times New Roman" w:cs="Times New Roman"/>
-          <w:sz w:val="28"/>
-          <w:szCs w:val="24"/>
-        </w:rPr>
-        <w:t>(</w:t>
+        <w:t># Step 2: Split data into training and test sets</w:t>
+      </w:r>
+      <w:proofErr w:type="spellEnd"/>
+      <w:r>
+        <w:rPr>
+          <w:rFonts w:ascii="Times New Roman" w:hAnsi="Times New Roman" w:cs="Times New Roman"/>
+          <w:sz w:val="28"/>
+          <w:szCs w:val="24"/>
+        </w:rPr>
       </w:r>
       <w:proofErr w:type="spellStart"/>
       <w:proofErr w:type="gramEnd"/>
@@ -933,70 +869,64 @@
           <w:sz w:val="28"/>
           <w:szCs w:val="24"/>
         </w:rPr>
-        <w:t>X_train_scaled</w:t>
-      </w:r>
-      <w:proofErr w:type="spellEnd"/>
-      <w:r>
-        <w:rPr>
-          <w:rFonts w:ascii="Times New Roman" w:hAnsi="Times New Roman" w:cs="Times New Roman"/>
-          <w:sz w:val="28"/>
-          <w:szCs w:val="24"/>
-        </w:rPr>
-        <w:t xml:space="preserve">, </w:t>
-      </w:r>
-      <w:proofErr w:type="spellStart"/>
-      <w:r>
-        <w:rPr>
-          <w:rFonts w:ascii="Times New Roman" w:hAnsi="Times New Roman" w:cs="Times New Roman"/>
-          <w:sz w:val="28"/>
-          <w:szCs w:val="24"/>
-        </w:rPr>
-        <w:t>y_train</w:t>
-      </w:r>
-      <w:proofErr w:type="spellEnd"/>
-      <w:r>
-        <w:rPr>
-          <w:rFonts w:ascii="Times New Roman" w:hAnsi="Times New Roman" w:cs="Times New Roman"/>
-          <w:sz w:val="28"/>
-          <w:szCs w:val="24"/>
-        </w:rPr>
-        <w:t>)</w:t>
-      </w:r>
-    </w:p>
-    <w:p>
-      <w:pPr>
-        <w:rPr>
-          <w:rFonts w:ascii="Times New Roman" w:hAnsi="Times New Roman" w:cs="Times New Roman"/>
-          <w:sz w:val="28"/>
-          <w:szCs w:val="24"/>
-        </w:rPr>
-      </w:pPr>
-      <w:proofErr w:type="spellStart"/>
-      <w:r>
-        <w:rPr>
-          <w:rFonts w:ascii="Times New Roman" w:hAnsi="Times New Roman" w:cs="Times New Roman"/>
-          <w:sz w:val="28"/>
-          <w:szCs w:val="24"/>
-        </w:rPr>
-        <w:t>y_pred</w:t>
-      </w:r>
-      <w:proofErr w:type="spellEnd"/>
-      <w:r>
-        <w:rPr>
-          <w:rFonts w:ascii="Times New Roman" w:hAnsi="Times New Roman" w:cs="Times New Roman"/>
-          <w:sz w:val="28"/>
-          <w:szCs w:val="24"/>
-        </w:rPr>
-        <w:t xml:space="preserve"> = </w:t>
-      </w:r>
-      <w:proofErr w:type="spellStart"/>
-      <w:r>
-        <w:rPr>
-          <w:rFonts w:ascii="Times New Roman" w:hAnsi="Times New Roman" w:cs="Times New Roman"/>
-          <w:sz w:val="28"/>
-          <w:szCs w:val="24"/>
-        </w:rPr>
-        <w:t>nb_</w:t>
+      </w:r>
+      <w:proofErr w:type="spellEnd"/>
+      <w:r>
+        <w:rPr>
+          <w:rFonts w:ascii="Times New Roman" w:hAnsi="Times New Roman" w:cs="Times New Roman"/>
+          <w:sz w:val="28"/>
+          <w:szCs w:val="24"/>
+        </w:rPr>
+      </w:r>
+      <w:proofErr w:type="spellStart"/>
+      <w:r>
+        <w:rPr>
+          <w:rFonts w:ascii="Times New Roman" w:hAnsi="Times New Roman" w:cs="Times New Roman"/>
+          <w:sz w:val="28"/>
+          <w:szCs w:val="24"/>
+        </w:rPr>
+      </w:r>
+      <w:proofErr w:type="spellEnd"/>
+      <w:r>
+        <w:rPr>
+          <w:rFonts w:ascii="Times New Roman" w:hAnsi="Times New Roman" w:cs="Times New Roman"/>
+          <w:sz w:val="28"/>
+          <w:szCs w:val="24"/>
+        </w:rPr>
+      </w:r>
+    </w:p>
+    <w:p>
+      <w:pPr>
+        <w:rPr>
+          <w:rFonts w:ascii="Times New Roman" w:hAnsi="Times New Roman" w:cs="Times New Roman"/>
+          <w:sz w:val="28"/>
+          <w:szCs w:val="24"/>
+        </w:rPr>
+      </w:pPr>
+      <w:proofErr w:type="spellStart"/>
+      <w:r>
+        <w:rPr>
+          <w:rFonts w:ascii="Times New Roman" w:hAnsi="Times New Roman" w:cs="Times New Roman"/>
+          <w:sz w:val="28"/>
+          <w:szCs w:val="24"/>
+        </w:rPr>
+        <w:t>X_train, X_test, y_train, y_test = train_test_split(X, y, test_size=0.25, random_state=1)</w:t>
+      </w:r>
+      <w:proofErr w:type="spellEnd"/>
+      <w:r>
+        <w:rPr>
+          <w:rFonts w:ascii="Times New Roman" w:hAnsi="Times New Roman" w:cs="Times New Roman"/>
+          <w:sz w:val="28"/>
+          <w:szCs w:val="24"/>
+        </w:rPr>
+      </w:r>
+      <w:proofErr w:type="spellStart"/>
+      <w:r>
+        <w:rPr>
+          <w:rFonts w:ascii="Times New Roman" w:hAnsi="Times New Roman" w:cs="Times New Roman"/>
+          <w:sz w:val="28"/>
+          <w:szCs w:val="24"/>
+        </w:rPr>
       </w:r>
       <w:proofErr w:type="gramStart"/>
       <w:r>
@@ -1005,7 +935,6 @@
           <w:sz w:val="28"/>
           <w:szCs w:val="24"/>
         </w:rPr>
-        <w:t>classifier.predict</w:t>
       </w:r>
       <w:proofErr w:type="spellEnd"/>
       <w:proofErr w:type="gramEnd"/>
@@ -1015,60 +944,57 @@
           <w:sz w:val="28"/>
           <w:szCs w:val="24"/>
         </w:rPr>
-        <w:t>(</w:t>
-      </w:r>
-      <w:proofErr w:type="spellStart"/>
-      <w:r>
-        <w:rPr>
-          <w:rFonts w:ascii="Times New Roman" w:hAnsi="Times New Roman" w:cs="Times New Roman"/>
-          <w:sz w:val="28"/>
-          <w:szCs w:val="24"/>
-        </w:rPr>
-        <w:t>X_test_scaled</w:t>
-      </w:r>
-      <w:proofErr w:type="spellEnd"/>
-      <w:r>
-        <w:rPr>
-          <w:rFonts w:ascii="Times New Roman" w:hAnsi="Times New Roman" w:cs="Times New Roman"/>
-          <w:sz w:val="28"/>
-          <w:szCs w:val="24"/>
-        </w:rPr>
-        <w:t>)</w:t>
-      </w:r>
-    </w:p>
-    <w:p>
-      <w:pPr>
-        <w:rPr>
-          <w:rFonts w:ascii="Times New Roman" w:hAnsi="Times New Roman" w:cs="Times New Roman"/>
-          <w:sz w:val="28"/>
-          <w:szCs w:val="24"/>
-        </w:rPr>
-      </w:pPr>
-    </w:p>
-    <w:p>
-      <w:pPr>
-        <w:rPr>
-          <w:rFonts w:ascii="Times New Roman" w:hAnsi="Times New Roman" w:cs="Times New Roman"/>
-          <w:sz w:val="28"/>
-          <w:szCs w:val="24"/>
-        </w:rPr>
-      </w:pPr>
-      <w:r>
-        <w:rPr>
-          <w:rFonts w:ascii="Times New Roman" w:hAnsi="Times New Roman" w:cs="Times New Roman"/>
-          <w:sz w:val="28"/>
-          <w:szCs w:val="24"/>
-        </w:rPr>
-        <w:t xml:space="preserve">accuracy = </w:t>
-      </w:r>
-      <w:proofErr w:type="spellStart"/>
-      <w:r>
-        <w:rPr>
-          <w:rFonts w:ascii="Times New Roman" w:hAnsi="Times New Roman" w:cs="Times New Roman"/>
-          <w:sz w:val="28"/>
-          <w:szCs w:val="24"/>
-        </w:rPr>
-        <w:t>accuracy_</w:t>
+      </w:r>
+      <w:proofErr w:type="spellStart"/>
+      <w:r>
+        <w:rPr>
+          <w:rFonts w:ascii="Times New Roman" w:hAnsi="Times New Roman" w:cs="Times New Roman"/>
+          <w:sz w:val="28"/>
+          <w:szCs w:val="24"/>
+        </w:rPr>
+      </w:r>
+      <w:proofErr w:type="spellEnd"/>
+      <w:r>
+        <w:rPr>
+          <w:rFonts w:ascii="Times New Roman" w:hAnsi="Times New Roman" w:cs="Times New Roman"/>
+          <w:sz w:val="28"/>
+          <w:szCs w:val="24"/>
+        </w:rPr>
+      </w:r>
+    </w:p>
+    <w:p>
+      <w:pPr>
+        <w:rPr>
+          <w:rFonts w:ascii="Times New Roman" w:hAnsi="Times New Roman" w:cs="Times New Roman"/>
+          <w:sz w:val="28"/>
+          <w:szCs w:val="24"/>
+        </w:rPr>
+      </w:pPr>
+      <w:r/>
+    </w:p>
+    <w:p>
+      <w:pPr>
+        <w:rPr>
+          <w:rFonts w:ascii="Times New Roman" w:hAnsi="Times New Roman" w:cs="Times New Roman"/>
+          <w:sz w:val="28"/>
+          <w:szCs w:val="24"/>
+        </w:rPr>
+      </w:pPr>
+      <w:r>
+        <w:rPr>
+          <w:rFonts w:ascii="Times New Roman" w:hAnsi="Times New Roman" w:cs="Times New Roman"/>
+          <w:sz w:val="28"/>
+          <w:szCs w:val="24"/>
+        </w:rPr>
+        <w:t># Step 3: Standardize features</w:t>
+      </w:r>
+      <w:proofErr w:type="spellStart"/>
+      <w:r>
+        <w:rPr>
+          <w:rFonts w:ascii="Times New Roman" w:hAnsi="Times New Roman" w:cs="Times New Roman"/>
+          <w:sz w:val="28"/>
+          <w:szCs w:val="24"/>
+        </w:rPr>
       </w:r>
       <w:proofErr w:type="gramStart"/>
       <w:r>
@@ -1077,16 +1003,14 @@
           <w:sz w:val="28"/>
           <w:szCs w:val="24"/>
         </w:rPr>
-        <w:t>score</w:t>
-      </w:r>
-      <w:proofErr w:type="spellEnd"/>
-      <w:r>
-        <w:rPr>
-          <w:rFonts w:ascii="Times New Roman" w:hAnsi="Times New Roman" w:cs="Times New Roman"/>
-          <w:sz w:val="28"/>
-          <w:szCs w:val="24"/>
-        </w:rPr>
-        <w:t>(</w:t>
+      </w:r>
+      <w:proofErr w:type="spellEnd"/>
+      <w:r>
+        <w:rPr>
+          <w:rFonts w:ascii="Times New Roman" w:hAnsi="Times New Roman" w:cs="Times New Roman"/>
+          <w:sz w:val="28"/>
+          <w:szCs w:val="24"/>
+        </w:rPr>
       </w:r>
       <w:proofErr w:type="spellStart"/>
       <w:proofErr w:type="gramEnd"/>
@@ -1096,70 +1020,64 @@
           <w:sz w:val="28"/>
           <w:szCs w:val="24"/>
         </w:rPr>
-        <w:t>y_test</w:t>
-      </w:r>
-      <w:proofErr w:type="spellEnd"/>
-      <w:r>
-        <w:rPr>
-          <w:rFonts w:ascii="Times New Roman" w:hAnsi="Times New Roman" w:cs="Times New Roman"/>
-          <w:sz w:val="28"/>
-          <w:szCs w:val="24"/>
-        </w:rPr>
-        <w:t xml:space="preserve">, </w:t>
-      </w:r>
-      <w:proofErr w:type="spellStart"/>
-      <w:r>
-        <w:rPr>
-          <w:rFonts w:ascii="Times New Roman" w:hAnsi="Times New Roman" w:cs="Times New Roman"/>
-          <w:sz w:val="28"/>
-          <w:szCs w:val="24"/>
-        </w:rPr>
-        <w:t>y_pred</w:t>
-      </w:r>
-      <w:proofErr w:type="spellEnd"/>
-      <w:r>
-        <w:rPr>
-          <w:rFonts w:ascii="Times New Roman" w:hAnsi="Times New Roman" w:cs="Times New Roman"/>
-          <w:sz w:val="28"/>
-          <w:szCs w:val="24"/>
-        </w:rPr>
-        <w:t>)</w:t>
-      </w:r>
-    </w:p>
-    <w:p>
-      <w:pPr>
-        <w:rPr>
-          <w:rFonts w:ascii="Times New Roman" w:hAnsi="Times New Roman" w:cs="Times New Roman"/>
-          <w:sz w:val="28"/>
-          <w:szCs w:val="24"/>
-        </w:rPr>
-      </w:pPr>
-      <w:proofErr w:type="spellStart"/>
-      <w:r>
-        <w:rPr>
-          <w:rFonts w:ascii="Times New Roman" w:hAnsi="Times New Roman" w:cs="Times New Roman"/>
-          <w:sz w:val="28"/>
-          <w:szCs w:val="24"/>
-        </w:rPr>
-        <w:t>conf_matrix</w:t>
-      </w:r>
-      <w:proofErr w:type="spellEnd"/>
-      <w:r>
-        <w:rPr>
-          <w:rFonts w:ascii="Times New Roman" w:hAnsi="Times New Roman" w:cs="Times New Roman"/>
-          <w:sz w:val="28"/>
-          <w:szCs w:val="24"/>
-        </w:rPr>
-        <w:t xml:space="preserve"> = </w:t>
-      </w:r>
-      <w:proofErr w:type="spellStart"/>
-      <w:r>
-        <w:rPr>
-          <w:rFonts w:ascii="Times New Roman" w:hAnsi="Times New Roman" w:cs="Times New Roman"/>
-          <w:sz w:val="28"/>
-          <w:szCs w:val="24"/>
-        </w:rPr>
-        <w:t>confusion_</w:t>
+      </w:r>
+      <w:proofErr w:type="spellEnd"/>
+      <w:r>
+        <w:rPr>
+          <w:rFonts w:ascii="Times New Roman" w:hAnsi="Times New Roman" w:cs="Times New Roman"/>
+          <w:sz w:val="28"/>
+          <w:szCs w:val="24"/>
+        </w:rPr>
+      </w:r>
+      <w:proofErr w:type="spellStart"/>
+      <w:r>
+        <w:rPr>
+          <w:rFonts w:ascii="Times New Roman" w:hAnsi="Times New Roman" w:cs="Times New Roman"/>
+          <w:sz w:val="28"/>
+          <w:szCs w:val="24"/>
+        </w:rPr>
+      </w:r>
+      <w:proofErr w:type="spellEnd"/>
+      <w:r>
+        <w:rPr>
+          <w:rFonts w:ascii="Times New Roman" w:hAnsi="Times New Roman" w:cs="Times New Roman"/>
+          <w:sz w:val="28"/>
+          <w:szCs w:val="24"/>
+        </w:rPr>
+      </w:r>
+    </w:p>
+    <w:p>
+      <w:pPr>
+        <w:rPr>
+          <w:rFonts w:ascii="Times New Roman" w:hAnsi="Times New Roman" w:cs="Times New Roman"/>
+          <w:sz w:val="28"/>
+          <w:szCs w:val="24"/>
+        </w:rPr>
+      </w:pPr>
+      <w:proofErr w:type="spellStart"/>
+      <w:r>
+        <w:rPr>
+          <w:rFonts w:ascii="Times New Roman" w:hAnsi="Times New Roman" w:cs="Times New Roman"/>
+          <w:sz w:val="28"/>
+          <w:szCs w:val="24"/>
+        </w:rPr>
+        <w:t>sc = StandardScaler()</w:t>
+      </w:r>
+      <w:proofErr w:type="spellEnd"/>
+      <w:r>
+        <w:rPr>
+          <w:rFonts w:ascii="Times New Roman" w:hAnsi="Times New Roman" w:cs="Times New Roman"/>
+          <w:sz w:val="28"/>
+          <w:szCs w:val="24"/>
+        </w:rPr>
+      </w:r>
+      <w:proofErr w:type="spellStart"/>
+      <w:r>
+        <w:rPr>
+          <w:rFonts w:ascii="Times New Roman" w:hAnsi="Times New Roman" w:cs="Times New Roman"/>
+          <w:sz w:val="28"/>
+          <w:szCs w:val="24"/>
+        </w:rPr>
       </w:r>
       <w:proofErr w:type="gramStart"/>
       <w:r>
@@ -1168,16 +1086,14 @@
           <w:sz w:val="28"/>
           <w:szCs w:val="24"/>
         </w:rPr>
-        <w:t>matrix</w:t>
-      </w:r>
-      <w:proofErr w:type="spellEnd"/>
-      <w:r>
-        <w:rPr>
-          <w:rFonts w:ascii="Times New Roman" w:hAnsi="Times New Roman" w:cs="Times New Roman"/>
-          <w:sz w:val="28"/>
-          <w:szCs w:val="24"/>
-        </w:rPr>
-        <w:t>(</w:t>
+      </w:r>
+      <w:proofErr w:type="spellEnd"/>
+      <w:r>
+        <w:rPr>
+          <w:rFonts w:ascii="Times New Roman" w:hAnsi="Times New Roman" w:cs="Times New Roman"/>
+          <w:sz w:val="28"/>
+          <w:szCs w:val="24"/>
+        </w:rPr>
       </w:r>
       <w:proofErr w:type="spellStart"/>
       <w:proofErr w:type="gramEnd"/>
@@ -1187,61 +1103,55 @@
           <w:sz w:val="28"/>
           <w:szCs w:val="24"/>
         </w:rPr>
-        <w:t>y_test</w:t>
-      </w:r>
-      <w:proofErr w:type="spellEnd"/>
-      <w:r>
-        <w:rPr>
-          <w:rFonts w:ascii="Times New Roman" w:hAnsi="Times New Roman" w:cs="Times New Roman"/>
-          <w:sz w:val="28"/>
-          <w:szCs w:val="24"/>
-        </w:rPr>
-        <w:t xml:space="preserve">, </w:t>
-      </w:r>
-      <w:proofErr w:type="spellStart"/>
-      <w:r>
-        <w:rPr>
-          <w:rFonts w:ascii="Times New Roman" w:hAnsi="Times New Roman" w:cs="Times New Roman"/>
-          <w:sz w:val="28"/>
-          <w:szCs w:val="24"/>
-        </w:rPr>
-        <w:t>y_pred</w:t>
-      </w:r>
-      <w:proofErr w:type="spellEnd"/>
-      <w:r>
-        <w:rPr>
-          <w:rFonts w:ascii="Times New Roman" w:hAnsi="Times New Roman" w:cs="Times New Roman"/>
-          <w:sz w:val="28"/>
-          <w:szCs w:val="24"/>
-        </w:rPr>
-        <w:t>)</w:t>
-      </w:r>
-    </w:p>
-    <w:p>
-      <w:pPr>
-        <w:rPr>
-          <w:rFonts w:ascii="Times New Roman" w:hAnsi="Times New Roman" w:cs="Times New Roman"/>
-          <w:sz w:val="28"/>
-          <w:szCs w:val="24"/>
-        </w:rPr>
-      </w:pPr>
-      <w:r>
-        <w:rPr>
-          <w:rFonts w:ascii="Times New Roman" w:hAnsi="Times New Roman" w:cs="Times New Roman"/>
-          <w:sz w:val="28"/>
-          <w:szCs w:val="24"/>
-        </w:rPr>
-        <w:lastRenderedPageBreak/>
-        <w:t xml:space="preserve">report = </w:t>
-      </w:r>
-      <w:proofErr w:type="spellStart"/>
-      <w:r>
-        <w:rPr>
-          <w:rFonts w:ascii="Times New Roman" w:hAnsi="Times New Roman" w:cs="Times New Roman"/>
-          <w:sz w:val="28"/>
-          <w:szCs w:val="24"/>
-        </w:rPr>
-        <w:t>classification_</w:t>
+      </w:r>
+      <w:proofErr w:type="spellEnd"/>
+      <w:r>
+        <w:rPr>
+          <w:rFonts w:ascii="Times New Roman" w:hAnsi="Times New Roman" w:cs="Times New Roman"/>
+          <w:sz w:val="28"/>
+          <w:szCs w:val="24"/>
+        </w:rPr>
+      </w:r>
+      <w:proofErr w:type="spellStart"/>
+      <w:r>
+        <w:rPr>
+          <w:rFonts w:ascii="Times New Roman" w:hAnsi="Times New Roman" w:cs="Times New Roman"/>
+          <w:sz w:val="28"/>
+          <w:szCs w:val="24"/>
+        </w:rPr>
+      </w:r>
+      <w:proofErr w:type="spellEnd"/>
+      <w:r>
+        <w:rPr>
+          <w:rFonts w:ascii="Times New Roman" w:hAnsi="Times New Roman" w:cs="Times New Roman"/>
+          <w:sz w:val="28"/>
+          <w:szCs w:val="24"/>
+        </w:rPr>
+      </w:r>
+    </w:p>
+    <w:p>
+      <w:pPr>
+        <w:rPr>
+          <w:rFonts w:ascii="Times New Roman" w:hAnsi="Times New Roman" w:cs="Times New Roman"/>
+          <w:sz w:val="28"/>
+          <w:szCs w:val="24"/>
+        </w:rPr>
+      </w:pPr>
+      <w:r>
+        <w:rPr>
+          <w:rFonts w:ascii="Times New Roman" w:hAnsi="Times New Roman" w:cs="Times New Roman"/>
+          <w:sz w:val="28"/>
+          <w:szCs w:val="24"/>
+        </w:rPr>
+        <w:t>X_train_sc = sc.fit_transform(X_train)</w:t>
+      </w:r>
+      <w:proofErr w:type="spellStart"/>
+      <w:r>
+        <w:rPr>
+          <w:rFonts w:ascii="Times New Roman" w:hAnsi="Times New Roman" w:cs="Times New Roman"/>
+          <w:sz w:val="28"/>
+          <w:szCs w:val="24"/>
+        </w:rPr>
       </w:r>
       <w:proofErr w:type="gramStart"/>
       <w:r>
@@ -1250,16 +1160,14 @@
           <w:sz w:val="28"/>
           <w:szCs w:val="24"/>
         </w:rPr>
-        <w:t>report</w:t>
-      </w:r>
-      <w:proofErr w:type="spellEnd"/>
-      <w:r>
-        <w:rPr>
-          <w:rFonts w:ascii="Times New Roman" w:hAnsi="Times New Roman" w:cs="Times New Roman"/>
-          <w:sz w:val="28"/>
-          <w:szCs w:val="24"/>
-        </w:rPr>
-        <w:t>(</w:t>
+      </w:r>
+      <w:proofErr w:type="spellEnd"/>
+      <w:r>
+        <w:rPr>
+          <w:rFonts w:ascii="Times New Roman" w:hAnsi="Times New Roman" w:cs="Times New Roman"/>
+          <w:sz w:val="28"/>
+          <w:szCs w:val="24"/>
+        </w:rPr>
       </w:r>
       <w:proofErr w:type="spellStart"/>
       <w:proofErr w:type="gramEnd"/>
@@ -1269,34 +1177,30 @@
           <w:sz w:val="28"/>
           <w:szCs w:val="24"/>
         </w:rPr>
-        <w:t>y_test</w:t>
-      </w:r>
-      <w:proofErr w:type="spellEnd"/>
-      <w:r>
-        <w:rPr>
-          <w:rFonts w:ascii="Times New Roman" w:hAnsi="Times New Roman" w:cs="Times New Roman"/>
-          <w:sz w:val="28"/>
-          <w:szCs w:val="24"/>
-        </w:rPr>
-        <w:t xml:space="preserve">, </w:t>
-      </w:r>
-      <w:proofErr w:type="spellStart"/>
-      <w:r>
-        <w:rPr>
-          <w:rFonts w:ascii="Times New Roman" w:hAnsi="Times New Roman" w:cs="Times New Roman"/>
-          <w:sz w:val="28"/>
-          <w:szCs w:val="24"/>
-        </w:rPr>
-        <w:t>y_pred</w:t>
-      </w:r>
-      <w:proofErr w:type="spellEnd"/>
-      <w:r>
-        <w:rPr>
-          <w:rFonts w:ascii="Times New Roman" w:hAnsi="Times New Roman" w:cs="Times New Roman"/>
-          <w:sz w:val="28"/>
-          <w:szCs w:val="24"/>
-        </w:rPr>
-        <w:t>)</w:t>
+      </w:r>
+      <w:proofErr w:type="spellEnd"/>
+      <w:r>
+        <w:rPr>
+          <w:rFonts w:ascii="Times New Roman" w:hAnsi="Times New Roman" w:cs="Times New Roman"/>
+          <w:sz w:val="28"/>
+          <w:szCs w:val="24"/>
+        </w:rPr>
+      </w:r>
+      <w:proofErr w:type="spellStart"/>
+      <w:r>
+        <w:rPr>
+          <w:rFonts w:ascii="Times New Roman" w:hAnsi="Times New Roman" w:cs="Times New Roman"/>
+          <w:sz w:val="28"/>
+          <w:szCs w:val="24"/>
+        </w:rPr>
+      </w:r>
+      <w:proofErr w:type="spellEnd"/>
+      <w:r>
+        <w:rPr>
+          <w:rFonts w:ascii="Times New Roman" w:hAnsi="Times New Roman" w:cs="Times New Roman"/>
+          <w:sz w:val="28"/>
+          <w:szCs w:val="24"/>
+        </w:rPr>
       </w:r>
     </w:p>
     <w:p>
@@ -1314,7 +1218,7 @@
           <w:sz w:val="28"/>
           <w:szCs w:val="24"/>
         </w:rPr>
-        <w:t>print(</w:t>
+        <w:t>X_test_sc  = sc.transform(X_test)</w:t>
       </w:r>
       <w:proofErr w:type="gramEnd"/>
       <w:r>
@@ -1323,7 +1227,6 @@
           <w:sz w:val="28"/>
           <w:szCs w:val="24"/>
         </w:rPr>
-        <w:t>"Accuracy:", accuracy)</w:t>
       </w:r>
     </w:p>
     <w:p>
@@ -1341,7 +1244,6 @@
           <w:sz w:val="28"/>
           <w:szCs w:val="24"/>
         </w:rPr>
-        <w:t>print(</w:t>
       </w:r>
       <w:proofErr w:type="gramEnd"/>
       <w:r>
@@ -1350,25 +1252,22 @@
           <w:sz w:val="28"/>
           <w:szCs w:val="24"/>
         </w:rPr>
-        <w:t xml:space="preserve">"Confusion Matrix:\n", </w:t>
-      </w:r>
-      <w:proofErr w:type="spellStart"/>
-      <w:r>
-        <w:rPr>
-          <w:rFonts w:ascii="Times New Roman" w:hAnsi="Times New Roman" w:cs="Times New Roman"/>
-          <w:sz w:val="28"/>
-          <w:szCs w:val="24"/>
-        </w:rPr>
-        <w:t>conf_matrix</w:t>
-      </w:r>
-      <w:proofErr w:type="spellEnd"/>
-      <w:r>
-        <w:rPr>
-          <w:rFonts w:ascii="Times New Roman" w:hAnsi="Times New Roman" w:cs="Times New Roman"/>
-          <w:sz w:val="28"/>
-          <w:szCs w:val="24"/>
-        </w:rPr>
-        <w:t>)</w:t>
+      </w:r>
+      <w:proofErr w:type="spellStart"/>
+      <w:r>
+        <w:rPr>
+          <w:rFonts w:ascii="Times New Roman" w:hAnsi="Times New Roman" w:cs="Times New Roman"/>
+          <w:sz w:val="28"/>
+          <w:szCs w:val="24"/>
+        </w:rPr>
+      </w:r>
+      <w:proofErr w:type="spellEnd"/>
+      <w:r>
+        <w:rPr>
+          <w:rFonts w:ascii="Times New Roman" w:hAnsi="Times New Roman" w:cs="Times New Roman"/>
+          <w:sz w:val="28"/>
+          <w:szCs w:val="24"/>
+        </w:rPr>
       </w:r>
     </w:p>
     <w:p>
@@ -1386,7 +1285,7 @@
           <w:sz w:val="28"/>
           <w:szCs w:val="24"/>
         </w:rPr>
-        <w:t>print(</w:t>
+        <w:t># Step 4: Train the Gaussian Naive Bayes classifier</w:t>
       </w:r>
       <w:proofErr w:type="gramEnd"/>
       <w:r>
@@ -1395,17 +1294,19 @@
           <w:sz w:val="28"/>
           <w:szCs w:val="24"/>
         </w:rPr>
-        <w:t>"Classification Report:\n", report)</w:t>
-      </w:r>
-    </w:p>
-    <w:p>
-      <w:pPr>
-        <w:rPr>
-          <w:rFonts w:ascii="Times New Roman" w:hAnsi="Times New Roman" w:cs="Times New Roman"/>
-          <w:sz w:val="28"/>
-          <w:szCs w:val="24"/>
-        </w:rPr>
-      </w:pPr>
+      </w:r>
+    </w:p>
+    <w:p>
+      <w:pPr>
+        <w:rPr>
+          <w:rFonts w:ascii="Times New Roman" w:hAnsi="Times New Roman" w:cs="Times New Roman"/>
+          <w:sz w:val="28"/>
+          <w:szCs w:val="24"/>
+        </w:rPr>
+      </w:pPr>
+      <w:r>
+        <w:t>gnb = GaussianNB()</w:t>
+      </w:r>
     </w:p>
     <w:p>
       <w:pPr>
@@ -1425,7 +1326,7 @@
           <w:sz w:val="28"/>
           <w:szCs w:val="28"/>
         </w:rPr>
-        <w:t>Output</w:t>
+        <w:t>gnb.fit(X_train_sc, y_train)</w:t>
       </w:r>
     </w:p>
     <w:p>
@@ -1447,41 +1348,6 @@
           <w:sz w:val="36"/>
           <w:szCs w:val="32"/>
         </w:rPr>
-        <w:drawing>
-          <wp:inline distT="0" distB="0" distL="0" distR="0" wp14:anchorId="739D9DFF" wp14:editId="0437C2AB">
-            <wp:extent cx="5731510" cy="2821305"/>
-            <wp:effectExtent l="0" t="0" r="2540" b="0"/>
-            <wp:docPr id="2100026783" name="Picture 1"/>
-            <wp:cNvGraphicFramePr>
-              <a:graphicFrameLocks xmlns:a="http://schemas.openxmlformats.org/drawingml/2006/main" noChangeAspect="1"/>
-            </wp:cNvGraphicFramePr>
-            <a:graphic xmlns:a="http://schemas.openxmlformats.org/drawingml/2006/main">
-              <a:graphicData uri="http://schemas.openxmlformats.org/drawingml/2006/picture">
-                <pic:pic xmlns:pic="http://schemas.openxmlformats.org/drawingml/2006/picture">
-                  <pic:nvPicPr>
-                    <pic:cNvPr id="2100026783" name=""/>
-                    <pic:cNvPicPr/>
-                  </pic:nvPicPr>
-                  <pic:blipFill>
-                    <a:blip r:embed="rId4"/>
-                    <a:stretch>
-                      <a:fillRect/>
-                    </a:stretch>
-                  </pic:blipFill>
-                  <pic:spPr>
-                    <a:xfrm>
-                      <a:off x="0" y="0"/>
-                      <a:ext cx="5731510" cy="2821305"/>
-                    </a:xfrm>
-                    <a:prstGeom prst="rect">
-                      <a:avLst/>
-                    </a:prstGeom>
-                  </pic:spPr>
-                </pic:pic>
-              </a:graphicData>
-            </a:graphic>
-          </wp:inline>
-        </w:drawing>
       </w:r>
     </w:p>
     <w:p>
@@ -1492,6 +1358,9 @@
           <w:szCs w:val="22"/>
         </w:rPr>
       </w:pPr>
+      <w:r>
+        <w:t># Step 5: Predict and evaluate</w:t>
+      </w:r>
     </w:p>
     <w:p>
       <w:pPr>
@@ -1501,6 +1370,143 @@
           <w:szCs w:val="22"/>
         </w:rPr>
       </w:pPr>
+      <w:r>
+        <w:t>y_pred = gnb.predict(X_test_sc)</w:t>
+      </w:r>
+    </w:p>
+    <w:p>
+      <w:pPr>
+        <w:rPr>
+          <w:rFonts w:ascii="Times New Roman" w:hAnsi="Times New Roman" w:cs="Times New Roman"/>
+          <w:sz w:val="24"/>
+          <w:szCs w:val="22"/>
+        </w:rPr>
+      </w:pPr>
+      <w:r>
+        <w:t>acc    = accuracy_score(y_test, y_pred)</w:t>
+      </w:r>
+    </w:p>
+    <w:p>
+      <w:pPr>
+        <w:rPr>
+          <w:rFonts w:ascii="Times New Roman" w:hAnsi="Times New Roman" w:cs="Times New Roman"/>
+          <w:sz w:val="24"/>
+          <w:szCs w:val="22"/>
+        </w:rPr>
+      </w:pPr>
+      <w:r>
+        <w:t>cm     = confusion_matrix(y_test, y_pred)</w:t>
+      </w:r>
+    </w:p>
+    <w:p>
+      <w:pPr>
+        <w:rPr>
+          <w:rFonts w:ascii="Times New Roman" w:hAnsi="Times New Roman" w:cs="Times New Roman"/>
+          <w:sz w:val="24"/>
+          <w:szCs w:val="22"/>
+        </w:rPr>
+      </w:pPr>
+      <w:r>
+        <w:t>report = classification_report(y_test, y_pred, target_names=wine.target_names)</w:t>
+      </w:r>
+    </w:p>
+    <w:p>
+      <w:pPr>
+        <w:rPr>
+          <w:rFonts w:ascii="Times New Roman" w:hAnsi="Times New Roman" w:cs="Times New Roman"/>
+          <w:sz w:val="24"/>
+          <w:szCs w:val="22"/>
+        </w:rPr>
+      </w:pPr>
+      <w:r>
+        <w:t>print('\nAccuracy        :', round(acc, 4))</w:t>
+      </w:r>
+    </w:p>
+    <w:p>
+      <w:pPr>
+        <w:rPr>
+          <w:rFonts w:ascii="Times New Roman" w:hAnsi="Times New Roman" w:cs="Times New Roman"/>
+          <w:sz w:val="24"/>
+          <w:szCs w:val="22"/>
+        </w:rPr>
+      </w:pPr>
+      <w:r>
+        <w:t>print('\nConfusion Matrix:\n', cm)</w:t>
+      </w:r>
+    </w:p>
+    <w:p>
+      <w:pPr>
+        <w:rPr>
+          <w:rFonts w:ascii="Times New Roman" w:hAnsi="Times New Roman" w:cs="Times New Roman"/>
+          <w:sz w:val="24"/>
+          <w:szCs w:val="22"/>
+        </w:rPr>
+      </w:pPr>
+      <w:r>
+        <w:t>print('\nClassification Report:\n', report)</w:t>
+      </w:r>
+    </w:p>
+    <w:p>
+      <w:pPr>
+        <w:rPr>
+          <w:rFonts w:ascii="Times New Roman" w:hAnsi="Times New Roman" w:cs="Times New Roman"/>
+          <w:sz w:val="24"/>
+          <w:szCs w:val="22"/>
+        </w:rPr>
+      </w:pPr>
+      <w:r/>
+    </w:p>
+    <w:p>
+      <w:pPr>
+        <w:rPr>
+          <w:rFonts w:ascii="Times New Roman" w:hAnsi="Times New Roman" w:cs="Times New Roman"/>
+          <w:sz w:val="24"/>
+          <w:szCs w:val="22"/>
+        </w:rPr>
+      </w:pPr>
+      <w:r>
+        <w:t>Output</w:t>
+      </w:r>
+    </w:p>
+    <w:p>
+      <w:pPr>
+        <w:rPr>
+          <w:rFonts w:ascii="Times New Roman" w:hAnsi="Times New Roman" w:cs="Times New Roman"/>
+          <w:sz w:val="24"/>
+          <w:szCs w:val="22"/>
+        </w:rPr>
+      </w:pPr>
+      <w:r/>
+    </w:p>
+    <w:p>
+      <w:pPr>
+        <w:rPr>
+          <w:rFonts w:ascii="Times New Roman" w:hAnsi="Times New Roman" w:cs="Times New Roman"/>
+          <w:sz w:val="24"/>
+          <w:szCs w:val="22"/>
+        </w:rPr>
+      </w:pPr>
+      <w:r/>
+    </w:p>
+    <w:p>
+      <w:pPr>
+        <w:rPr>
+          <w:rFonts w:ascii="Times New Roman" w:hAnsi="Times New Roman" w:cs="Times New Roman"/>
+          <w:sz w:val="24"/>
+          <w:szCs w:val="22"/>
+        </w:rPr>
+      </w:pPr>
+      <w:r/>
+    </w:p>
+    <w:p>
+      <w:pPr>
+        <w:rPr>
+          <w:rFonts w:ascii="Times New Roman" w:hAnsi="Times New Roman" w:cs="Times New Roman"/>
+          <w:sz w:val="24"/>
+          <w:szCs w:val="22"/>
+        </w:rPr>
+      </w:pPr>
+      <w:r/>
     </w:p>
     <w:sectPr>
       <w:pgSz w:w="11906" w:h="16838"/>
